--- a/downloads/teacher/05 Materials/Unit 01/Handouts/Handout 01.19 - Peer Check Sheet.docx
+++ b/downloads/teacher/05 Materials/Unit 01/Handouts/Handout 01.19 - Peer Check Sheet.docx
@@ -926,16 +926,7 @@
         <w:pStyle w:val="FirstParagraph"/>
       </w:pPr>
       <w:r>
-        <w:t xml:space="preserve">Sentence frames</w:t>
-      </w:r>
-      <w:r>
-        <w:t xml:space="preserve"> </w:t>
-      </w:r>
-      <w:r>
-        <w:rPr>
-          <w:rStyle w:val="TeacherNote"/>
-        </w:rPr>
-        <w:t xml:space="preserve">[check with a native speaker]:</w:t>
+        <w:t xml:space="preserve">Sentence frames:</w:t>
       </w:r>
     </w:p>
     <w:tbl>
